--- a/backend/test-q.docx
+++ b/backend/test-q.docx
@@ -1901,7 +1901,7 @@
               <w:rPr>
                 <w:sz w:val="24"/>
               </w:rPr>
-              <w:t xml:space="preserve">Rectangular type with top parabolic Shape</w:t>
+              <w:t/>
             </w:r>
             <w:r>
               <w:rPr>
@@ -1967,7 +1967,7 @@
               <w:rPr>
                 <w:sz w:val="24"/>
               </w:rPr>
-              <w:t xml:space="preserve">54ft L X 20 ft W X 8.5 ft H  </w:t>
+              <w:t xml:space="preserve">  </w:t>
             </w:r>
             <w:r>
               <w:rPr>
@@ -2050,7 +2050,7 @@
               <w:rPr>
                 <w:sz w:val="24"/>
               </w:rPr>
-              <w:t xml:space="preserve">8.5 feet</w:t>
+              <w:t/>
             </w:r>
             <w:r>
               <w:rPr>
@@ -2360,7 +2360,7 @@
               <w:rPr>
                 <w:sz w:val="24"/>
               </w:rPr>
-              <w:t xml:space="preserve">GP Square Pipe Frame 25x25mm</w:t>
+              <w:t/>
             </w:r>
             <w:r>
               <w:rPr>
@@ -2472,7 +2472,7 @@
               <w:rPr>
                 <w:sz w:val="24"/>
               </w:rPr>
-              <w:t xml:space="preserve">GP Square Pipe 40mm x 40mm</w:t>
+              <w:t/>
             </w:r>
             <w:r>
               <w:rPr>
@@ -2582,7 +2582,7 @@
               <w:rPr>
                 <w:sz w:val="24"/>
               </w:rPr>
-              <w:t xml:space="preserve">GP Square pipe 40x40mm</w:t>
+              <w:t/>
             </w:r>
             <w:r>
               <w:rPr>
@@ -2974,7 +2974,7 @@
               <w:rPr>
                 <w:sz w:val="24"/>
               </w:rPr>
-              <w:t xml:space="preserve">GP Square Pipe 40mm x 40mm base plate 6 mm thickness</w:t>
+              <w:t xml:space="preserve"> base plate 6 mm thickness</w:t>
             </w:r>
             <w:r>
               <w:rPr>
@@ -3226,7 +3226,7 @@
               <w:rPr>
                 <w:sz w:val="24"/>
               </w:rPr>
-              <w:t xml:space="preserve">Tray size 2ftx3ft – Customer Scope</w:t>
+              <w:t/>
             </w:r>
           </w:p>
         </w:tc>
@@ -3588,7 +3588,7 @@
                 <w:i/>
                 <w:sz w:val="24"/>
               </w:rPr>
-              <w:t xml:space="preserve">Supply and installation of Polycarbonate sheet covered Solar Tunnel Dryer 1080 Sq ft. </w:t>
+              <w:t xml:space="preserve"> </w:t>
             </w:r>
             <w:r>
               <w:rPr>
@@ -3762,7 +3762,7 @@
                 <w:i/>
                 <w:sz w:val="24"/>
               </w:rPr>
-              <w:t xml:space="preserve">0/-</w:t>
+              <w:t xml:space="preserve">5,83,200/-</w:t>
             </w:r>
             <w:r>
               <w:rPr>
@@ -3810,7 +3810,7 @@
                 <w:i/>
                 <w:sz w:val="24"/>
               </w:rPr>
-              <w:t xml:space="preserve">0/-</w:t>
+              <w:t xml:space="preserve">5,83,200/-</w:t>
             </w:r>
             <w:r>
               <w:rPr>
@@ -3908,7 +3908,7 @@
                 <w:i/>
                 <w:sz w:val="24"/>
               </w:rPr>
-              <w:t xml:space="preserve">0/-</w:t>
+              <w:t xml:space="preserve">5,83,200/-</w:t>
             </w:r>
             <w:r>
               <w:rPr>
@@ -3991,13 +3991,13 @@
           <w:sz w:val="24"/>
         </w:rPr>
         <w:tab/>
+        <w:t xml:space="preserve">Five Lakh Eighty Three Thousand Two Hundred Rupees Only</w:t>
       </w:r>
       <w:r>
         <w:rPr>
           <w:b/>
           <w:sz w:val="24"/>
         </w:rPr>
-        <w:t>Five Lakhs Eight Three Thousand Two Hundred Rupees Only</w:t>
       </w:r>
     </w:p>
     <w:p>
@@ -4181,7 +4181,7 @@
           <w:b/>
           <w:lang w:val="en-GB" w:eastAsia="en-GB"/>
         </w:rPr>
-        <w:t xml:space="preserve">Payment Terms – – 70% Advance along with PO 30% against Performa invoice after inspection at factory prior to despatch</w:t>
+        <w:t xml:space="preserve">Payment Terms – </w:t>
       </w:r>
       <w:r>
         <w:rPr>
@@ -4249,7 +4249,7 @@
           <w:b/>
           <w:lang w:val="en-GB" w:eastAsia="en-GB"/>
         </w:rPr>
-        <w:t xml:space="preserve">Fright and insurance – To your account</w:t>
+        <w:t xml:space="preserve">Fright and insurance – </w:t>
       </w:r>
       <w:r>
         <w:rPr>
@@ -5090,7 +5090,7 @@
                     <pic:cNvPicPr/>
                   </pic:nvPicPr>
                   <pic:blipFill rotWithShape="1">
-                    <a:blip r:embed="rIdBodyImg2">
+                    <a:blip r:embed="rIdBodyImg1">
                       <a:extLst>
                         <a:ext uri="{28A0092B-C50C-407E-A947-70E740481C1C}">
                           <a14:useLocalDpi xmlns:a14="http://schemas.microsoft.com/office/drawing/2010/main" val="0"/>
@@ -5329,7 +5329,7 @@
                     <pic:cNvPicPr/>
                   </pic:nvPicPr>
                   <pic:blipFill>
-                    <a:blip r:embed="rIdBodyImg1" cstate="print">
+                    <a:blip r:embed="rIdBodyImg2" cstate="print">
                       <a:extLst>
                         <a:ext uri="{28A0092B-C50C-407E-A947-70E740481C1C}">
                           <a14:useLocalDpi xmlns:a14="http://schemas.microsoft.com/office/drawing/2010/main" val="0"/>
